--- a/docs/document-sjablonen/Bezoekrapport.docx
+++ b/docs/document-sjablonen/Bezoekrapport.docx
@@ -450,7 +450,7 @@
     </w:p>
     <w:p>
       <w:pPr>
-        <w:spacing w:before="0" w:after="200" w:line="240" w:lineRule="auto"/>
+        <w:spacing w:before="0" w:after="60" w:line="240" w:lineRule="auto"/>
       </w:pPr>
       <w:r>
         <w:rPr>
@@ -459,6 +459,76 @@
           <w:szCs w:val="20"/>
         </w:rPr>
         <w:t xml:space="preserve">Uitgevoerde werkzaamheden: {bezoek.werkzaamheden}</w:t>
+      </w:r>
+    </w:p>
+    <w:p>
+      <w:pPr>
+        <w:spacing w:before="0" w:after="40" w:line="240" w:lineRule="auto"/>
+      </w:pPr>
+      <w:r>
+        <w:rPr>
+          <w:color w:val="5B6770"/>
+          <w:sz w:val="18"/>
+          <w:szCs w:val="18"/>
+        </w:rPr>
+        <w:t xml:space="preserve">{#bezoek.heeft_disciplines}</w:t>
+      </w:r>
+    </w:p>
+    <w:p>
+      <w:pPr>
+        <w:spacing w:before="0" w:after="200" w:line="240" w:lineRule="auto"/>
+      </w:pPr>
+      <w:r>
+        <w:rPr>
+          <w:color w:val="5B6770"/>
+          <w:sz w:val="20"/>
+          <w:szCs w:val="20"/>
+        </w:rPr>
+        <w:t xml:space="preserve">Uitgevoerde disciplines: {bezoek.disciplines_regel}</w:t>
+      </w:r>
+    </w:p>
+    <w:p>
+      <w:pPr>
+        <w:spacing w:before="0" w:after="40" w:line="240" w:lineRule="auto"/>
+      </w:pPr>
+      <w:r>
+        <w:rPr>
+          <w:color w:val="5B6770"/>
+          <w:sz w:val="18"/>
+          <w:szCs w:val="18"/>
+        </w:rPr>
+        <w:t xml:space="preserve">{/bezoek.heeft_disciplines}</w:t>
+      </w:r>
+    </w:p>
+    <w:p>
+      <w:pPr>
+        <w:spacing w:before="0" w:after="40" w:line="240" w:lineRule="auto"/>
+      </w:pPr>
+      <w:r>
+        <w:rPr>
+          <w:color w:val="5B6770"/>
+          <w:sz w:val="18"/>
+          <w:szCs w:val="18"/>
+        </w:rPr>
+        <w:t xml:space="preserve">{^bezoek.heeft_disciplines}</w:t>
+      </w:r>
+    </w:p>
+    <w:p>
+      <w:pPr>
+        <w:spacing w:before="0" w:after="0" w:line="140" w:lineRule="exact"/>
+      </w:pPr>
+    </w:p>
+    <w:p>
+      <w:pPr>
+        <w:spacing w:before="0" w:after="40" w:line="240" w:lineRule="auto"/>
+      </w:pPr>
+      <w:r>
+        <w:rPr>
+          <w:color w:val="5B6770"/>
+          <w:sz w:val="18"/>
+          <w:szCs w:val="18"/>
+        </w:rPr>
+        <w:t xml:space="preserve">{/bezoek.heeft_disciplines}</w:t>
       </w:r>
     </w:p>
     <w:p>
@@ -613,6 +683,202 @@
           <w:szCs w:val="18"/>
         </w:rPr>
         <w:t xml:space="preserve">{/bezoek.heeft_kengetallen}</w:t>
+      </w:r>
+    </w:p>
+    <w:p>
+      <w:pPr>
+        <w:spacing w:before="0" w:after="40" w:line="240" w:lineRule="auto"/>
+      </w:pPr>
+      <w:r>
+        <w:rPr>
+          <w:color w:val="5B6770"/>
+          <w:sz w:val="18"/>
+          <w:szCs w:val="18"/>
+        </w:rPr>
+        <w:t xml:space="preserve">{#bezoek.heeft_disciplines}</w:t>
+      </w:r>
+    </w:p>
+    <w:p>
+      <w:pPr>
+        <w:spacing w:before="240" w:after="120" w:line="240" w:lineRule="auto"/>
+        <w:pBdr>
+          <w:bottom w:val="single" w:sz="6" w:space="2" w:color="D9DEE3"/>
+        </w:pBdr>
+      </w:pPr>
+      <w:r>
+        <w:rPr>
+          <w:b/>
+          <w:color w:val="1F2933"/>
+          <w:sz w:val="28"/>
+          <w:szCs w:val="28"/>
+        </w:rPr>
+        <w:t xml:space="preserve">Voortgang</w:t>
+      </w:r>
+    </w:p>
+    <w:tbl>
+      <w:tblPr>
+        <w:tblW w:w="9060" w:type="dxa"/>
+        <w:tblBorders>
+          <w:top w:val="single" w:sz="4" w:space="0" w:color="D9DEE3"/>
+          <w:left w:val="single" w:sz="4" w:space="0" w:color="D9DEE3"/>
+          <w:bottom w:val="single" w:sz="4" w:space="0" w:color="D9DEE3"/>
+          <w:right w:val="single" w:sz="4" w:space="0" w:color="D9DEE3"/>
+          <w:insideH w:val="single" w:sz="4" w:space="0" w:color="D9DEE3"/>
+          <w:insideV w:val="single" w:sz="4" w:space="0" w:color="D9DEE3"/>
+        </w:tblBorders>
+        <w:tblLayout w:type="fixed"/>
+      </w:tblPr>
+      <w:tr>
+        <w:tc>
+          <w:tcPr>
+            <w:tcW w:w="6460" w:type="dxa"/>
+            <w:vAlign w:val="top"/>
+            <w:shd w:val="clear" w:color="auto" w:fill="F4F6F7"/>
+            <w:tcMar>
+              <w:top w:w="60" w:type="dxa"/>
+              <w:bottom w:w="60" w:type="dxa"/>
+              <w:left w:w="80" w:type="dxa"/>
+              <w:right w:w="80" w:type="dxa"/>
+            </w:tcMar>
+          </w:tcPr>
+          <w:p>
+            <w:pPr>
+              <w:spacing w:before="0" w:after="20" w:line="240" w:lineRule="auto"/>
+            </w:pPr>
+            <w:r>
+              <w:rPr>
+                <w:b/>
+                <w:color w:val="5B6770"/>
+                <w:sz w:val="15"/>
+                <w:szCs w:val="15"/>
+              </w:rPr>
+              <w:t xml:space="preserve">DISCIPLINE</w:t>
+            </w:r>
+          </w:p>
+        </w:tc>
+        <w:tc>
+          <w:tcPr>
+            <w:tcW w:w="2600" w:type="dxa"/>
+            <w:vAlign w:val="top"/>
+            <w:shd w:val="clear" w:color="auto" w:fill="F4F6F7"/>
+            <w:tcMar>
+              <w:top w:w="60" w:type="dxa"/>
+              <w:bottom w:w="60" w:type="dxa"/>
+              <w:left w:w="80" w:type="dxa"/>
+              <w:right w:w="80" w:type="dxa"/>
+            </w:tcMar>
+          </w:tcPr>
+          <w:p>
+            <w:pPr>
+              <w:spacing w:before="0" w:after="20" w:line="240" w:lineRule="auto"/>
+            </w:pPr>
+            <w:r>
+              <w:rPr>
+                <w:b/>
+                <w:color w:val="5B6770"/>
+                <w:sz w:val="15"/>
+                <w:szCs w:val="15"/>
+              </w:rPr>
+              <w:t xml:space="preserve">GEREED</w:t>
+            </w:r>
+          </w:p>
+        </w:tc>
+      </w:tr>
+      <w:tr>
+        <w:tc>
+          <w:tcPr>
+            <w:tcW w:w="6460" w:type="dxa"/>
+            <w:vAlign w:val="top"/>
+            <w:tcMar>
+              <w:top w:w="60" w:type="dxa"/>
+              <w:bottom w:w="60" w:type="dxa"/>
+              <w:left w:w="80" w:type="dxa"/>
+              <w:right w:w="80" w:type="dxa"/>
+            </w:tcMar>
+          </w:tcPr>
+          <w:p>
+            <w:pPr>
+              <w:spacing w:before="0" w:after="40" w:line="240" w:lineRule="auto"/>
+            </w:pPr>
+            <w:r>
+              <w:rPr>
+                <w:color w:val="5B6770"/>
+                <w:sz w:val="18"/>
+                <w:szCs w:val="18"/>
+              </w:rPr>
+              <w:t xml:space="preserve">{#bezoek.disciplines}</w:t>
+            </w:r>
+          </w:p>
+          <w:p>
+            <w:pPr>
+              <w:spacing w:before="0" w:after="0" w:line="240" w:lineRule="auto"/>
+            </w:pPr>
+            <w:r>
+              <w:rPr>
+                <w:color w:val="1F2933"/>
+                <w:sz w:val="18"/>
+                <w:szCs w:val="18"/>
+              </w:rPr>
+              <w:t xml:space="preserve">{discipline_naam}</w:t>
+            </w:r>
+          </w:p>
+        </w:tc>
+        <w:tc>
+          <w:tcPr>
+            <w:tcW w:w="2600" w:type="dxa"/>
+            <w:vAlign w:val="top"/>
+            <w:tcMar>
+              <w:top w:w="60" w:type="dxa"/>
+              <w:bottom w:w="60" w:type="dxa"/>
+              <w:left w:w="80" w:type="dxa"/>
+              <w:right w:w="80" w:type="dxa"/>
+            </w:tcMar>
+          </w:tcPr>
+          <w:p>
+            <w:pPr>
+              <w:spacing w:before="0" w:after="0" w:line="240" w:lineRule="auto"/>
+            </w:pPr>
+            <w:r>
+              <w:rPr>
+                <w:color w:val="1F2933"/>
+                <w:sz w:val="18"/>
+                <w:szCs w:val="18"/>
+              </w:rPr>
+              <w:t xml:space="preserve">{voortgang_label}</w:t>
+            </w:r>
+          </w:p>
+          <w:p>
+            <w:pPr>
+              <w:spacing w:before="0" w:after="40" w:line="240" w:lineRule="auto"/>
+            </w:pPr>
+            <w:r>
+              <w:rPr>
+                <w:color w:val="5B6770"/>
+                <w:sz w:val="18"/>
+                <w:szCs w:val="18"/>
+              </w:rPr>
+              <w:t xml:space="preserve">{/bezoek.disciplines}</w:t>
+            </w:r>
+          </w:p>
+        </w:tc>
+      </w:tr>
+    </w:tbl>
+    <w:p>
+      <w:pPr>
+        <w:spacing w:before="0" w:after="0" w:line="200" w:lineRule="exact"/>
+      </w:pPr>
+    </w:p>
+    <w:p>
+      <w:pPr>
+        <w:spacing w:before="0" w:after="40" w:line="240" w:lineRule="auto"/>
+      </w:pPr>
+      <w:r>
+        <w:rPr>
+          <w:color w:val="5B6770"/>
+          <w:sz w:val="18"/>
+          <w:szCs w:val="18"/>
+        </w:rPr>
+        <w:t xml:space="preserve">{/bezoek.heeft_disciplines}</w:t>
       </w:r>
     </w:p>
     <w:p>
@@ -958,7 +1224,7 @@
           <w:sz w:val="18"/>
           <w:szCs w:val="18"/>
         </w:rPr>
-        <w:t xml:space="preserve">{#bezoek.heeft_metingen}</w:t>
+        <w:t xml:space="preserve">{#bezoek.heeft_disciplines}</w:t>
       </w:r>
     </w:p>
     <w:p>
@@ -976,171 +1242,197 @@
           <w:sz w:val="28"/>
           <w:szCs w:val="28"/>
         </w:rPr>
-        <w:t xml:space="preserve">Metingen</w:t>
+        <w:t xml:space="preserve">Per onderdeel</w:t>
+      </w:r>
+    </w:p>
+    <w:p>
+      <w:pPr>
+        <w:spacing w:before="0" w:after="160" w:line="240" w:lineRule="auto"/>
+      </w:pPr>
+      <w:r>
+        <w:rPr>
+          <w:color w:val="5B6770"/>
+          <w:sz w:val="17"/>
+          <w:szCs w:val="17"/>
+        </w:rPr>
+        <w:t xml:space="preserve">{bezoek.disciplines_regel}</w:t>
+      </w:r>
+    </w:p>
+    <w:p>
+      <w:pPr>
+        <w:spacing w:before="0" w:after="40" w:line="240" w:lineRule="auto"/>
+      </w:pPr>
+      <w:r>
+        <w:rPr>
+          <w:color w:val="5B6770"/>
+          <w:sz w:val="18"/>
+          <w:szCs w:val="18"/>
+        </w:rPr>
+        <w:t xml:space="preserve">{#bezoek.disciplines}</w:t>
+      </w:r>
+    </w:p>
+    <w:p>
+      <w:pPr>
+        <w:spacing w:before="0" w:after="100" w:line="240" w:lineRule="auto"/>
+        <w:pBdr>
+          <w:bottom w:val="single" w:sz="6" w:space="2" w:color="D9DEE3"/>
+        </w:pBdr>
+      </w:pPr>
+      <w:r>
+        <w:rPr>
+          <w:b/>
+          <w:color w:val="1F2933"/>
+          <w:sz w:val="22"/>
+          <w:szCs w:val="22"/>
+        </w:rPr>
+        <w:t xml:space="preserve">{discipline_naam}</w:t>
+      </w:r>
+    </w:p>
+    <w:p>
+      <w:pPr>
+        <w:spacing w:before="0" w:after="40" w:line="240" w:lineRule="auto"/>
+      </w:pPr>
+      <w:r>
+        <w:rPr>
+          <w:color w:val="5B6770"/>
+          <w:sz w:val="18"/>
+          <w:szCs w:val="18"/>
+        </w:rPr>
+        <w:t xml:space="preserve">{#heeft_disciplinepunten}</w:t>
       </w:r>
     </w:p>
     <w:tbl>
       <w:tblPr>
         <w:tblW w:w="9060" w:type="dxa"/>
         <w:tblBorders>
-          <w:top w:val="single" w:sz="4" w:space="0" w:color="D9DEE3"/>
-          <w:left w:val="single" w:sz="4" w:space="0" w:color="D9DEE3"/>
-          <w:bottom w:val="single" w:sz="4" w:space="0" w:color="D9DEE3"/>
-          <w:right w:val="single" w:sz="4" w:space="0" w:color="D9DEE3"/>
-          <w:insideH w:val="single" w:sz="4" w:space="0" w:color="D9DEE3"/>
-          <w:insideV w:val="single" w:sz="4" w:space="0" w:color="D9DEE3"/>
+          <w:top w:val="none" w:sz="4" w:space="0" w:color="D9DEE3"/>
+          <w:left w:val="none" w:sz="4" w:space="0" w:color="D9DEE3"/>
+          <w:bottom w:val="none" w:sz="4" w:space="0" w:color="D9DEE3"/>
+          <w:right w:val="none" w:sz="4" w:space="0" w:color="D9DEE3"/>
+          <w:insideH w:val="none" w:sz="4" w:space="0" w:color="D9DEE3"/>
+          <w:insideV w:val="none" w:sz="4" w:space="0" w:color="D9DEE3"/>
         </w:tblBorders>
         <w:tblLayout w:type="fixed"/>
       </w:tblPr>
       <w:tr>
+        <w:trPr>
+          <w:cantSplit/>
+        </w:trPr>
+        <w:tc>
+          <w:tcPr>
+            <w:tcW w:w="5860" w:type="dxa"/>
+            <w:vAlign w:val="top"/>
+            <w:tcMar>
+              <w:top w:w="60" w:type="dxa"/>
+              <w:bottom w:w="60" w:type="dxa"/>
+              <w:left w:w="80" w:type="dxa"/>
+              <w:right w:w="80" w:type="dxa"/>
+            </w:tcMar>
+          </w:tcPr>
+          <w:p>
+            <w:pPr>
+              <w:spacing w:before="0" w:after="40" w:line="240" w:lineRule="auto"/>
+            </w:pPr>
+            <w:r>
+              <w:rPr>
+                <w:color w:val="5B6770"/>
+                <w:sz w:val="18"/>
+                <w:szCs w:val="18"/>
+              </w:rPr>
+              <w:t xml:space="preserve">{#disciplinepunten}</w:t>
+            </w:r>
+          </w:p>
+          <w:p>
+            <w:pPr>
+              <w:spacing w:before="0" w:after="30" w:line="240" w:lineRule="auto"/>
+            </w:pPr>
+            <w:r>
+              <w:rPr>
+                <w:b/>
+                <w:color w:val="5B6770"/>
+                <w:sz w:val="16"/>
+                <w:szCs w:val="16"/>
+              </w:rPr>
+              <w:t xml:space="preserve">{nummer}</w:t>
+            </w:r>
+          </w:p>
+          <w:p>
+            <w:pPr>
+              <w:spacing w:before="0" w:after="30" w:line="240" w:lineRule="auto"/>
+            </w:pPr>
+            <w:r>
+              <w:rPr>
+                <w:color w:val="1F2933"/>
+                <w:sz w:val="18"/>
+                <w:szCs w:val="18"/>
+              </w:rPr>
+              <w:t xml:space="preserve">{tekst_kort}</w:t>
+            </w:r>
+          </w:p>
+          <w:p>
+            <w:pPr>
+              <w:spacing w:before="0" w:after="40" w:line="240" w:lineRule="auto"/>
+            </w:pPr>
+            <w:r>
+              <w:rPr>
+                <w:color w:val="5B6770"/>
+                <w:sz w:val="18"/>
+                <w:szCs w:val="18"/>
+              </w:rPr>
+              <w:t xml:space="preserve">{#is_aandachtspunt}</w:t>
+            </w:r>
+          </w:p>
+          <w:p>
+            <w:pPr>
+              <w:spacing w:before="0" w:after="0" w:line="240" w:lineRule="auto"/>
+            </w:pPr>
+            <w:r>
+              <w:rPr>
+                <w:color w:val="5B6770"/>
+                <w:sz w:val="16"/>
+                <w:szCs w:val="16"/>
+              </w:rPr>
+              <w:t xml:space="preserve">Aandachtspunt {aandachtspunt_nummer} - {status_label}</w:t>
+            </w:r>
+          </w:p>
+          <w:p>
+            <w:pPr>
+              <w:spacing w:before="0" w:after="40" w:line="240" w:lineRule="auto"/>
+            </w:pPr>
+            <w:r>
+              <w:rPr>
+                <w:color w:val="5B6770"/>
+                <w:sz w:val="18"/>
+                <w:szCs w:val="18"/>
+              </w:rPr>
+              <w:t xml:space="preserve">{/is_aandachtspunt}</w:t>
+            </w:r>
+          </w:p>
+        </w:tc>
         <w:tc>
           <w:tcPr>
             <w:tcW w:w="3200" w:type="dxa"/>
             <w:vAlign w:val="top"/>
-            <w:shd w:val="clear" w:color="auto" w:fill="F4F6F7"/>
-            <w:tcMar>
-              <w:top w:w="60" w:type="dxa"/>
-              <w:bottom w:w="60" w:type="dxa"/>
-              <w:left w:w="80" w:type="dxa"/>
-              <w:right w:w="80" w:type="dxa"/>
-            </w:tcMar>
-          </w:tcPr>
-          <w:p>
-            <w:pPr>
-              <w:spacing w:before="0" w:after="20" w:line="240" w:lineRule="auto"/>
-            </w:pPr>
-            <w:r>
-              <w:rPr>
-                <w:b/>
-                <w:color w:val="5B6770"/>
-                <w:sz w:val="15"/>
-                <w:szCs w:val="15"/>
-              </w:rPr>
-              <w:t xml:space="preserve">ONDERDEEL</w:t>
-            </w:r>
-          </w:p>
-        </w:tc>
-        <w:tc>
-          <w:tcPr>
-            <w:tcW w:w="2000" w:type="dxa"/>
-            <w:vAlign w:val="top"/>
-            <w:shd w:val="clear" w:color="auto" w:fill="F4F6F7"/>
-            <w:tcMar>
-              <w:top w:w="60" w:type="dxa"/>
-              <w:bottom w:w="60" w:type="dxa"/>
-              <w:left w:w="80" w:type="dxa"/>
-              <w:right w:w="80" w:type="dxa"/>
-            </w:tcMar>
-          </w:tcPr>
-          <w:p>
-            <w:pPr>
-              <w:spacing w:before="0" w:after="20" w:line="240" w:lineRule="auto"/>
-            </w:pPr>
-            <w:r>
-              <w:rPr>
-                <w:b/>
-                <w:color w:val="5B6770"/>
-                <w:sz w:val="15"/>
-                <w:szCs w:val="15"/>
-              </w:rPr>
-              <w:t xml:space="preserve">LOCATIE</w:t>
-            </w:r>
-          </w:p>
-        </w:tc>
-        <w:tc>
-          <w:tcPr>
-            <w:tcW w:w="1300" w:type="dxa"/>
-            <w:vAlign w:val="top"/>
-            <w:shd w:val="clear" w:color="auto" w:fill="F4F6F7"/>
-            <w:tcMar>
-              <w:top w:w="60" w:type="dxa"/>
-              <w:bottom w:w="60" w:type="dxa"/>
-              <w:left w:w="80" w:type="dxa"/>
-              <w:right w:w="80" w:type="dxa"/>
-            </w:tcMar>
-          </w:tcPr>
-          <w:p>
-            <w:pPr>
-              <w:spacing w:before="0" w:after="20" w:line="240" w:lineRule="auto"/>
-            </w:pPr>
-            <w:r>
-              <w:rPr>
-                <w:b/>
-                <w:color w:val="5B6770"/>
-                <w:sz w:val="15"/>
-                <w:szCs w:val="15"/>
-              </w:rPr>
-              <w:t xml:space="preserve">METING</w:t>
-            </w:r>
-          </w:p>
-        </w:tc>
-        <w:tc>
-          <w:tcPr>
-            <w:tcW w:w="1500" w:type="dxa"/>
-            <w:vAlign w:val="top"/>
-            <w:shd w:val="clear" w:color="auto" w:fill="F4F6F7"/>
-            <w:tcMar>
-              <w:top w:w="60" w:type="dxa"/>
-              <w:bottom w:w="60" w:type="dxa"/>
-              <w:left w:w="80" w:type="dxa"/>
-              <w:right w:w="80" w:type="dxa"/>
-            </w:tcMar>
-          </w:tcPr>
-          <w:p>
-            <w:pPr>
-              <w:spacing w:before="0" w:after="20" w:line="240" w:lineRule="auto"/>
-            </w:pPr>
-            <w:r>
-              <w:rPr>
-                <w:b/>
-                <w:color w:val="5B6770"/>
-                <w:sz w:val="15"/>
-                <w:szCs w:val="15"/>
-              </w:rPr>
-              <w:t xml:space="preserve">EIS</w:t>
-            </w:r>
-          </w:p>
-        </w:tc>
-        <w:tc>
-          <w:tcPr>
-            <w:tcW w:w="1060" w:type="dxa"/>
-            <w:vAlign w:val="top"/>
-            <w:shd w:val="clear" w:color="auto" w:fill="F4F6F7"/>
-            <w:tcMar>
-              <w:top w:w="60" w:type="dxa"/>
-              <w:bottom w:w="60" w:type="dxa"/>
-              <w:left w:w="80" w:type="dxa"/>
-              <w:right w:w="80" w:type="dxa"/>
-            </w:tcMar>
-          </w:tcPr>
-          <w:p>
-            <w:pPr>
-              <w:spacing w:before="0" w:after="20" w:line="240" w:lineRule="auto"/>
-            </w:pPr>
-            <w:r>
-              <w:rPr>
-                <w:b/>
-                <w:color w:val="5B6770"/>
-                <w:sz w:val="15"/>
-                <w:szCs w:val="15"/>
-              </w:rPr>
-              <w:t xml:space="preserve">RESULTAAT</w:t>
-            </w:r>
-          </w:p>
-        </w:tc>
-      </w:tr>
-      <w:tr>
-        <w:tc>
-          <w:tcPr>
-            <w:tcW w:w="3200" w:type="dxa"/>
-            <w:vAlign w:val="top"/>
-            <w:tcMar>
-              <w:top w:w="60" w:type="dxa"/>
-              <w:bottom w:w="60" w:type="dxa"/>
-              <w:left w:w="80" w:type="dxa"/>
-              <w:right w:w="80" w:type="dxa"/>
-            </w:tcMar>
-          </w:tcPr>
+            <w:tcMar>
+              <w:top w:w="60" w:type="dxa"/>
+              <w:bottom w:w="60" w:type="dxa"/>
+              <w:left w:w="80" w:type="dxa"/>
+              <w:right w:w="80" w:type="dxa"/>
+            </w:tcMar>
+          </w:tcPr>
+          <w:p>
+            <w:pPr>
+              <w:spacing w:before="0" w:after="0" w:line="240" w:lineRule="auto"/>
+            </w:pPr>
+            <w:r>
+              <w:rPr>
+                <w:color w:val="1F2933"/>
+                <w:sz w:val="20"/>
+                <w:szCs w:val="20"/>
+              </w:rPr>
+              <w:t xml:space="preserve">{%disciplinefoto}</w:t>
+            </w:r>
+          </w:p>
           <w:p>
             <w:pPr>
               <w:spacing w:before="0" w:after="40" w:line="240" w:lineRule="auto"/>
@@ -1151,133 +1443,7 @@
                 <w:sz w:val="18"/>
                 <w:szCs w:val="18"/>
               </w:rPr>
-              <w:t xml:space="preserve">{#bezoek.metingen}</w:t>
-            </w:r>
-          </w:p>
-          <w:p>
-            <w:pPr>
-              <w:spacing w:before="0" w:after="0" w:line="240" w:lineRule="auto"/>
-            </w:pPr>
-            <w:r>
-              <w:rPr>
-                <w:color w:val="1F2933"/>
-                <w:sz w:val="18"/>
-                <w:szCs w:val="18"/>
-              </w:rPr>
-              <w:t xml:space="preserve">{code}  {onderdeel}</w:t>
-            </w:r>
-          </w:p>
-        </w:tc>
-        <w:tc>
-          <w:tcPr>
-            <w:tcW w:w="2000" w:type="dxa"/>
-            <w:vAlign w:val="top"/>
-            <w:tcMar>
-              <w:top w:w="60" w:type="dxa"/>
-              <w:bottom w:w="60" w:type="dxa"/>
-              <w:left w:w="80" w:type="dxa"/>
-              <w:right w:w="80" w:type="dxa"/>
-            </w:tcMar>
-          </w:tcPr>
-          <w:p>
-            <w:pPr>
-              <w:spacing w:before="0" w:after="0" w:line="240" w:lineRule="auto"/>
-            </w:pPr>
-            <w:r>
-              <w:rPr>
-                <w:color w:val="1F2933"/>
-                <w:sz w:val="18"/>
-                <w:szCs w:val="18"/>
-              </w:rPr>
-              <w:t xml:space="preserve">{locatie}</w:t>
-            </w:r>
-          </w:p>
-        </w:tc>
-        <w:tc>
-          <w:tcPr>
-            <w:tcW w:w="1300" w:type="dxa"/>
-            <w:vAlign w:val="top"/>
-            <w:tcMar>
-              <w:top w:w="60" w:type="dxa"/>
-              <w:bottom w:w="60" w:type="dxa"/>
-              <w:left w:w="80" w:type="dxa"/>
-              <w:right w:w="80" w:type="dxa"/>
-            </w:tcMar>
-          </w:tcPr>
-          <w:p>
-            <w:pPr>
-              <w:spacing w:before="0" w:after="0" w:line="240" w:lineRule="auto"/>
-            </w:pPr>
-            <w:r>
-              <w:rPr>
-                <w:color w:val="1F2933"/>
-                <w:sz w:val="18"/>
-                <w:szCs w:val="18"/>
-              </w:rPr>
-              <w:t xml:space="preserve">{meting}</w:t>
-            </w:r>
-          </w:p>
-        </w:tc>
-        <w:tc>
-          <w:tcPr>
-            <w:tcW w:w="1500" w:type="dxa"/>
-            <w:vAlign w:val="top"/>
-            <w:tcMar>
-              <w:top w:w="60" w:type="dxa"/>
-              <w:bottom w:w="60" w:type="dxa"/>
-              <w:left w:w="80" w:type="dxa"/>
-              <w:right w:w="80" w:type="dxa"/>
-            </w:tcMar>
-          </w:tcPr>
-          <w:p>
-            <w:pPr>
-              <w:spacing w:before="0" w:after="0" w:line="240" w:lineRule="auto"/>
-            </w:pPr>
-            <w:r>
-              <w:rPr>
-                <w:color w:val="1F2933"/>
-                <w:sz w:val="18"/>
-                <w:szCs w:val="18"/>
-              </w:rPr>
-              <w:t xml:space="preserve">{eis}</w:t>
-            </w:r>
-          </w:p>
-        </w:tc>
-        <w:tc>
-          <w:tcPr>
-            <w:tcW w:w="1060" w:type="dxa"/>
-            <w:vAlign w:val="top"/>
-            <w:tcMar>
-              <w:top w:w="60" w:type="dxa"/>
-              <w:bottom w:w="60" w:type="dxa"/>
-              <w:left w:w="80" w:type="dxa"/>
-              <w:right w:w="80" w:type="dxa"/>
-            </w:tcMar>
-          </w:tcPr>
-          <w:p>
-            <w:pPr>
-              <w:spacing w:before="0" w:after="0" w:line="240" w:lineRule="auto"/>
-            </w:pPr>
-            <w:r>
-              <w:rPr>
-                <w:color w:val="1F2933"/>
-                <w:sz w:val="18"/>
-                <w:szCs w:val="18"/>
-              </w:rPr>
-              <w:t xml:space="preserve">{resultaat}</w:t>
-            </w:r>
-          </w:p>
-          <w:p>
-            <w:pPr>
-              <w:spacing w:before="0" w:after="40" w:line="240" w:lineRule="auto"/>
-            </w:pPr>
-            <w:r>
-              <w:rPr>
-                <w:color w:val="5B6770"/>
-                <w:sz w:val="18"/>
-                <w:szCs w:val="18"/>
-              </w:rPr>
-              <w:t xml:space="preserve">{/bezoek.metingen}</w:t>
+              <w:t xml:space="preserve">{/disciplinepunten}</w:t>
             </w:r>
           </w:p>
         </w:tc>
@@ -1285,321 +1451,90 @@
     </w:tbl>
     <w:p>
       <w:pPr>
-        <w:spacing w:before="0" w:after="0" w:line="200" w:lineRule="exact"/>
-      </w:pPr>
-    </w:p>
-    <w:p>
-      <w:pPr>
-        <w:spacing w:before="0" w:after="40" w:line="240" w:lineRule="auto"/>
-      </w:pPr>
-      <w:r>
-        <w:rPr>
-          <w:color w:val="5B6770"/>
-          <w:sz w:val="18"/>
-          <w:szCs w:val="18"/>
-        </w:rPr>
-        <w:t xml:space="preserve">{/bezoek.heeft_metingen}</w:t>
-      </w:r>
-    </w:p>
-    <w:p>
-      <w:pPr>
-        <w:spacing w:before="0" w:after="40" w:line="240" w:lineRule="auto"/>
-      </w:pPr>
-      <w:r>
-        <w:rPr>
-          <w:color w:val="5B6770"/>
-          <w:sz w:val="18"/>
-          <w:szCs w:val="18"/>
-        </w:rPr>
-        <w:t xml:space="preserve">{#bezoek.heeft_punten}</w:t>
-      </w:r>
-    </w:p>
-    <w:p>
-      <w:pPr>
-        <w:pageBreakBefore/>
+        <w:spacing w:before="0" w:after="40" w:line="240" w:lineRule="auto"/>
+      </w:pPr>
+      <w:r>
+        <w:rPr>
+          <w:color w:val="5B6770"/>
+          <w:sz w:val="18"/>
+          <w:szCs w:val="18"/>
+        </w:rPr>
+        <w:t xml:space="preserve">{/heeft_disciplinepunten}</w:t>
+      </w:r>
+    </w:p>
+    <w:p>
+      <w:pPr>
+        <w:spacing w:before="0" w:after="40" w:line="240" w:lineRule="auto"/>
+      </w:pPr>
+      <w:r>
+        <w:rPr>
+          <w:color w:val="5B6770"/>
+          <w:sz w:val="18"/>
+          <w:szCs w:val="18"/>
+        </w:rPr>
+        <w:t xml:space="preserve">{^heeft_disciplinepunten}</w:t>
+      </w:r>
+    </w:p>
+    <w:p>
+      <w:pPr>
         <w:spacing w:before="0" w:after="120" w:line="240" w:lineRule="auto"/>
-        <w:pBdr>
-          <w:bottom w:val="single" w:sz="6" w:space="2" w:color="D9DEE3"/>
-        </w:pBdr>
-      </w:pPr>
-      <w:r>
-        <w:rPr>
-          <w:b/>
-          <w:color w:val="1F2933"/>
-          <w:sz w:val="28"/>
-          <w:szCs w:val="28"/>
-        </w:rPr>
-        <w:t xml:space="preserve">Wat er is beoordeeld</w:t>
-      </w:r>
-    </w:p>
-    <w:tbl>
-      <w:tblPr>
-        <w:tblW w:w="9060" w:type="dxa"/>
-        <w:tblBorders>
-          <w:top w:val="single" w:sz="4" w:space="0" w:color="D9DEE3"/>
-          <w:left w:val="single" w:sz="4" w:space="0" w:color="D9DEE3"/>
-          <w:bottom w:val="single" w:sz="4" w:space="0" w:color="D9DEE3"/>
-          <w:right w:val="single" w:sz="4" w:space="0" w:color="D9DEE3"/>
-          <w:insideH w:val="single" w:sz="4" w:space="0" w:color="D9DEE3"/>
-          <w:insideV w:val="single" w:sz="4" w:space="0" w:color="D9DEE3"/>
-        </w:tblBorders>
-        <w:tblLayout w:type="fixed"/>
-      </w:tblPr>
-      <w:tr>
-        <w:tc>
-          <w:tcPr>
-            <w:tcW w:w="2200" w:type="dxa"/>
-            <w:vAlign w:val="top"/>
-            <w:shd w:val="clear" w:color="auto" w:fill="F4F6F7"/>
-            <w:tcMar>
-              <w:top w:w="60" w:type="dxa"/>
-              <w:bottom w:w="60" w:type="dxa"/>
-              <w:left w:w="80" w:type="dxa"/>
-              <w:right w:w="80" w:type="dxa"/>
-            </w:tcMar>
-          </w:tcPr>
-          <w:p>
-            <w:pPr>
-              <w:spacing w:before="0" w:after="20" w:line="240" w:lineRule="auto"/>
-            </w:pPr>
-            <w:r>
-              <w:rPr>
-                <w:b/>
-                <w:color w:val="5B6770"/>
-                <w:sz w:val="15"/>
-                <w:szCs w:val="15"/>
-              </w:rPr>
-              <w:t xml:space="preserve">ONDERDEEL</w:t>
-            </w:r>
-          </w:p>
-        </w:tc>
-        <w:tc>
-          <w:tcPr>
-            <w:tcW w:w="3660" w:type="dxa"/>
-            <w:vAlign w:val="top"/>
-            <w:shd w:val="clear" w:color="auto" w:fill="F4F6F7"/>
-            <w:tcMar>
-              <w:top w:w="60" w:type="dxa"/>
-              <w:bottom w:w="60" w:type="dxa"/>
-              <w:left w:w="80" w:type="dxa"/>
-              <w:right w:w="80" w:type="dxa"/>
-            </w:tcMar>
-          </w:tcPr>
-          <w:p>
-            <w:pPr>
-              <w:spacing w:before="0" w:after="20" w:line="240" w:lineRule="auto"/>
-            </w:pPr>
-            <w:r>
-              <w:rPr>
-                <w:b/>
-                <w:color w:val="5B6770"/>
-                <w:sz w:val="15"/>
-                <w:szCs w:val="15"/>
-              </w:rPr>
-              <w:t xml:space="preserve">OMSCHRIJVING</w:t>
-            </w:r>
-          </w:p>
-        </w:tc>
-        <w:tc>
-          <w:tcPr>
-            <w:tcW w:w="1600" w:type="dxa"/>
-            <w:vAlign w:val="top"/>
-            <w:shd w:val="clear" w:color="auto" w:fill="F4F6F7"/>
-            <w:tcMar>
-              <w:top w:w="60" w:type="dxa"/>
-              <w:bottom w:w="60" w:type="dxa"/>
-              <w:left w:w="80" w:type="dxa"/>
-              <w:right w:w="80" w:type="dxa"/>
-            </w:tcMar>
-          </w:tcPr>
-          <w:p>
-            <w:pPr>
-              <w:spacing w:before="0" w:after="20" w:line="240" w:lineRule="auto"/>
-            </w:pPr>
-            <w:r>
-              <w:rPr>
-                <w:b/>
-                <w:color w:val="5B6770"/>
-                <w:sz w:val="15"/>
-                <w:szCs w:val="15"/>
-              </w:rPr>
-              <w:t xml:space="preserve">RESULTAAT</w:t>
-            </w:r>
-          </w:p>
-        </w:tc>
-        <w:tc>
-          <w:tcPr>
-            <w:tcW w:w="1600" w:type="dxa"/>
-            <w:vAlign w:val="top"/>
-            <w:shd w:val="clear" w:color="auto" w:fill="F4F6F7"/>
-            <w:tcMar>
-              <w:top w:w="60" w:type="dxa"/>
-              <w:bottom w:w="60" w:type="dxa"/>
-              <w:left w:w="80" w:type="dxa"/>
-              <w:right w:w="80" w:type="dxa"/>
-            </w:tcMar>
-          </w:tcPr>
-          <w:p>
-            <w:pPr>
-              <w:spacing w:before="0" w:after="20" w:line="240" w:lineRule="auto"/>
-            </w:pPr>
-            <w:r>
-              <w:rPr>
-                <w:b/>
-                <w:color w:val="5B6770"/>
-                <w:sz w:val="15"/>
-                <w:szCs w:val="15"/>
-              </w:rPr>
-              <w:t xml:space="preserve">OPMERKING</w:t>
-            </w:r>
-          </w:p>
-        </w:tc>
-      </w:tr>
-      <w:tr>
-        <w:tc>
-          <w:tcPr>
-            <w:tcW w:w="2200" w:type="dxa"/>
-            <w:vAlign w:val="top"/>
-            <w:tcMar>
-              <w:top w:w="60" w:type="dxa"/>
-              <w:bottom w:w="60" w:type="dxa"/>
-              <w:left w:w="80" w:type="dxa"/>
-              <w:right w:w="80" w:type="dxa"/>
-            </w:tcMar>
-          </w:tcPr>
-          <w:p>
-            <w:pPr>
-              <w:spacing w:before="0" w:after="40" w:line="240" w:lineRule="auto"/>
-            </w:pPr>
-            <w:r>
-              <w:rPr>
-                <w:color w:val="5B6770"/>
-                <w:sz w:val="18"/>
-                <w:szCs w:val="18"/>
-              </w:rPr>
-              <w:t xml:space="preserve">{#bezoek.punten}</w:t>
-            </w:r>
-          </w:p>
-          <w:p>
-            <w:pPr>
-              <w:spacing w:before="0" w:after="0" w:line="240" w:lineRule="auto"/>
-            </w:pPr>
-            <w:r>
-              <w:rPr>
-                <w:color w:val="1F2933"/>
-                <w:sz w:val="18"/>
-                <w:szCs w:val="18"/>
-              </w:rPr>
-              <w:t xml:space="preserve">{groep}</w:t>
-            </w:r>
-          </w:p>
-        </w:tc>
-        <w:tc>
-          <w:tcPr>
-            <w:tcW w:w="3660" w:type="dxa"/>
-            <w:vAlign w:val="top"/>
-            <w:tcMar>
-              <w:top w:w="60" w:type="dxa"/>
-              <w:bottom w:w="60" w:type="dxa"/>
-              <w:left w:w="80" w:type="dxa"/>
-              <w:right w:w="80" w:type="dxa"/>
-            </w:tcMar>
-          </w:tcPr>
-          <w:p>
-            <w:pPr>
-              <w:spacing w:before="0" w:after="0" w:line="240" w:lineRule="auto"/>
-            </w:pPr>
-            <w:r>
-              <w:rPr>
-                <w:color w:val="1F2933"/>
-                <w:sz w:val="18"/>
-                <w:szCs w:val="18"/>
-              </w:rPr>
-              <w:t xml:space="preserve">{onderdeel}</w:t>
-            </w:r>
-          </w:p>
-        </w:tc>
-        <w:tc>
-          <w:tcPr>
-            <w:tcW w:w="1600" w:type="dxa"/>
-            <w:vAlign w:val="top"/>
-            <w:tcMar>
-              <w:top w:w="60" w:type="dxa"/>
-              <w:bottom w:w="60" w:type="dxa"/>
-              <w:left w:w="80" w:type="dxa"/>
-              <w:right w:w="80" w:type="dxa"/>
-            </w:tcMar>
-          </w:tcPr>
-          <w:p>
-            <w:pPr>
-              <w:spacing w:before="0" w:after="0" w:line="240" w:lineRule="auto"/>
-            </w:pPr>
-            <w:r>
-              <w:rPr>
-                <w:color w:val="1F2933"/>
-                <w:sz w:val="18"/>
-                <w:szCs w:val="18"/>
-              </w:rPr>
-              <w:t xml:space="preserve">{resultaat}</w:t>
-            </w:r>
-          </w:p>
-        </w:tc>
-        <w:tc>
-          <w:tcPr>
-            <w:tcW w:w="1600" w:type="dxa"/>
-            <w:vAlign w:val="top"/>
-            <w:tcMar>
-              <w:top w:w="60" w:type="dxa"/>
-              <w:bottom w:w="60" w:type="dxa"/>
-              <w:left w:w="80" w:type="dxa"/>
-              <w:right w:w="80" w:type="dxa"/>
-            </w:tcMar>
-          </w:tcPr>
-          <w:p>
-            <w:pPr>
-              <w:spacing w:before="0" w:after="0" w:line="240" w:lineRule="auto"/>
-            </w:pPr>
-            <w:r>
-              <w:rPr>
-                <w:color w:val="1F2933"/>
-                <w:sz w:val="18"/>
-                <w:szCs w:val="18"/>
-              </w:rPr>
-              <w:t xml:space="preserve">{opmerking}</w:t>
-            </w:r>
-          </w:p>
-          <w:p>
-            <w:pPr>
-              <w:spacing w:before="0" w:after="40" w:line="240" w:lineRule="auto"/>
-            </w:pPr>
-            <w:r>
-              <w:rPr>
-                <w:color w:val="5B6770"/>
-                <w:sz w:val="18"/>
-                <w:szCs w:val="18"/>
-              </w:rPr>
-              <w:t xml:space="preserve">{/bezoek.punten}</w:t>
-            </w:r>
-          </w:p>
-        </w:tc>
-      </w:tr>
-    </w:tbl>
-    <w:p>
-      <w:pPr>
-        <w:spacing w:before="0" w:after="0" w:line="200" w:lineRule="exact"/>
-      </w:pPr>
-    </w:p>
-    <w:p>
-      <w:pPr>
-        <w:spacing w:before="0" w:after="40" w:line="240" w:lineRule="auto"/>
-      </w:pPr>
-      <w:r>
-        <w:rPr>
-          <w:color w:val="5B6770"/>
-          <w:sz w:val="18"/>
-          <w:szCs w:val="18"/>
-        </w:rPr>
-        <w:t xml:space="preserve">{/bezoek.heeft_punten}</w:t>
+      </w:pPr>
+      <w:r>
+        <w:rPr>
+          <w:color w:val="5B6770"/>
+          <w:sz w:val="17"/>
+          <w:szCs w:val="17"/>
+        </w:rPr>
+        <w:t xml:space="preserve">Geen bijzonderheden.</w:t>
+      </w:r>
+    </w:p>
+    <w:p>
+      <w:pPr>
+        <w:spacing w:before="0" w:after="40" w:line="240" w:lineRule="auto"/>
+      </w:pPr>
+      <w:r>
+        <w:rPr>
+          <w:color w:val="5B6770"/>
+          <w:sz w:val="18"/>
+          <w:szCs w:val="18"/>
+        </w:rPr>
+        <w:t xml:space="preserve">{/heeft_disciplinepunten}</w:t>
+      </w:r>
+    </w:p>
+    <w:p>
+      <w:pPr>
+        <w:spacing w:before="0" w:after="0" w:line="160" w:lineRule="exact"/>
+      </w:pPr>
+    </w:p>
+    <w:p>
+      <w:pPr>
+        <w:spacing w:before="0" w:after="40" w:line="240" w:lineRule="auto"/>
+      </w:pPr>
+      <w:r>
+        <w:rPr>
+          <w:color w:val="5B6770"/>
+          <w:sz w:val="18"/>
+          <w:szCs w:val="18"/>
+        </w:rPr>
+        <w:t xml:space="preserve">{/bezoek.disciplines}</w:t>
+      </w:r>
+    </w:p>
+    <w:p>
+      <w:pPr>
+        <w:spacing w:before="0" w:after="0" w:line="120" w:lineRule="exact"/>
+      </w:pPr>
+    </w:p>
+    <w:p>
+      <w:pPr>
+        <w:spacing w:before="0" w:after="40" w:line="240" w:lineRule="auto"/>
+      </w:pPr>
+      <w:r>
+        <w:rPr>
+          <w:color w:val="5B6770"/>
+          <w:sz w:val="18"/>
+          <w:szCs w:val="18"/>
+        </w:rPr>
+        <w:t xml:space="preserve">{/bezoek.heeft_disciplines}</w:t>
       </w:r>
     </w:p>
     <w:p>
